--- a/Луговой/S/Вариант 15/ЛР3 (Поддержка).docx
+++ b/Луговой/S/Вариант 15/ЛР3 (Поддержка).docx
@@ -318,7 +318,7 @@
           <w:rFonts w:ascii="Times New Roman" w:eastAsia="Times New Roman" w:hAnsi="Times New Roman" w:cs="Times New Roman"/>
           <w:lang w:eastAsia="ru-RU"/>
         </w:rPr>
-        <w:t xml:space="preserve">установленный .NET SDK 10.0;</w:t>
+        <w:t xml:space="preserve">установленный .NET Framework 4.8;</w:t>
       </w:r>
     </w:p>
     <w:p>
@@ -1464,7 +1464,7 @@
           <w:bCs/>
           <w:lang w:eastAsia="ru-RU"/>
         </w:rPr>
-        <w:t xml:space="preserve">Windows Forms App</w:t>
+        <w:t xml:space="preserve">Windows Forms App (.NET Framework)</w:t>
       </w:r>
       <w:r>
         <w:rPr>
@@ -1527,7 +1527,7 @@
           <w:rFonts w:ascii="Times New Roman" w:eastAsia="Times New Roman" w:hAnsi="Times New Roman" w:cs="Times New Roman"/>
           <w:lang w:eastAsia="ru-RU"/>
         </w:rPr>
-        <w:t xml:space="preserve">Выбрана версия </w:t>
+        <w:t xml:space="preserve">Выбрана версия платформы </w:t>
       </w:r>
       <w:r>
         <w:rPr>
@@ -1536,7 +1536,7 @@
           <w:bCs/>
           <w:lang w:eastAsia="ru-RU"/>
         </w:rPr>
-        <w:t xml:space="preserve">.NET 10.0</w:t>
+        <w:t xml:space="preserve">.NET Framework 4.8</w:t>
       </w:r>
       <w:r>
         <w:rPr>
@@ -3486,7 +3486,7 @@
           <w:szCs w:val="20"/>
           <w:lang w:eastAsia="ru-RU"/>
         </w:rPr>
-        <w:t xml:space="preserve">namespace CarRental;</w:t>
+        <w:t xml:space="preserve">namespace CarRental</w:t>
       </w:r>
     </w:p>
     <w:p>
@@ -3523,7 +3523,7 @@
           <w:szCs w:val="20"/>
           <w:lang w:eastAsia="ru-RU"/>
         </w:rPr>
-        <w:t xml:space="preserve"/>
+        <w:t xml:space="preserve">{</w:t>
       </w:r>
     </w:p>
     <w:p>
@@ -3560,7 +3560,7 @@
           <w:szCs w:val="20"/>
           <w:lang w:eastAsia="ru-RU"/>
         </w:rPr>
-        <w:t xml:space="preserve">public class Car</w:t>
+        <w:t xml:space="preserve">    public class Car</w:t>
       </w:r>
     </w:p>
     <w:p>
@@ -3597,7 +3597,7 @@
           <w:szCs w:val="20"/>
           <w:lang w:eastAsia="ru-RU"/>
         </w:rPr>
-        <w:t xml:space="preserve">{</w:t>
+        <w:t xml:space="preserve">    {</w:t>
       </w:r>
     </w:p>
     <w:p>
@@ -3634,7 +3634,7 @@
           <w:szCs w:val="20"/>
           <w:lang w:eastAsia="ru-RU"/>
         </w:rPr>
-        <w:t xml:space="preserve">    public string Brand { get; set; }</w:t>
+        <w:t xml:space="preserve">        public string Brand { get; set; }</w:t>
       </w:r>
     </w:p>
     <w:p>
@@ -3671,7 +3671,7 @@
           <w:szCs w:val="20"/>
           <w:lang w:eastAsia="ru-RU"/>
         </w:rPr>
-        <w:t xml:space="preserve">    public string Model { get; set; }</w:t>
+        <w:t xml:space="preserve">        public string Model { get; set; }</w:t>
       </w:r>
     </w:p>
     <w:p>
@@ -3708,7 +3708,7 @@
           <w:szCs w:val="20"/>
           <w:lang w:eastAsia="ru-RU"/>
         </w:rPr>
-        <w:t xml:space="preserve">    public decimal Price { get; set; }</w:t>
+        <w:t xml:space="preserve">        public decimal Price { get; set; }</w:t>
       </w:r>
     </w:p>
     <w:p>
@@ -3745,84 +3745,7 @@
           <w:szCs w:val="20"/>
           <w:lang w:eastAsia="ru-RU"/>
         </w:rPr>
-        <w:t xml:space="preserve">}</w:t>
-      </w:r>
-    </w:p>
-    <w:p>
-      <w:pPr>
-        <w:rPr>
-          <w:rFonts w:ascii="Times New Roman" w:eastAsia="Times New Roman" w:hAnsi="Times New Roman" w:cs="Times New Roman"/>
-          <w:lang w:eastAsia="ru-RU"/>
-        </w:rPr>
-      </w:pPr>
-      <w:r>
-        <w:rPr>
-          <w:rFonts w:ascii="Times New Roman" w:eastAsia="Times New Roman" w:hAnsi="Times New Roman" w:cs="Times New Roman"/>
-          <w:noProof/>
-          <w:lang w:eastAsia="ru-RU"/>
-        </w:rPr>
-        <w:pict w14:anchorId="62345C2D">
-          <v:rect id="_x0000_i1040" style="width:0;height:1.5pt" o:hralign="center" o:hrstd="t" o:hr="t" fillcolor="#a0a0a0" stroked="f"/>
-        </w:pict>
-      </w:r>
-    </w:p>
-    <w:p>
-      <w:pPr>
-        <w:spacing w:before="100" w:beforeAutospacing="1" w:after="100" w:afterAutospacing="1"/>
-        <w:outlineLvl w:val="0"/>
-        <w:rPr>
-          <w:rFonts w:ascii="Times New Roman" w:eastAsia="Times New Roman" w:hAnsi="Times New Roman" w:cs="Times New Roman"/>
-          <w:b/>
-          <w:bCs/>
-          <w:kern w:val="36"/>
-          <w:sz w:val="48"/>
-          <w:szCs w:val="48"/>
-          <w:lang w:eastAsia="ru-RU"/>
-        </w:rPr>
-      </w:pPr>
-      <w:r>
-        <w:rPr>
-          <w:rFonts w:ascii="Times New Roman" w:eastAsia="Times New Roman" w:hAnsi="Times New Roman" w:cs="Times New Roman"/>
-          <w:b/>
-          <w:bCs/>
-          <w:kern w:val="36"/>
-          <w:sz w:val="48"/>
-          <w:szCs w:val="48"/>
-          <w:lang w:eastAsia="ru-RU"/>
-        </w:rPr>
-        <w:t>9. Этап 4. Создание коллекции объектов</w:t>
-      </w:r>
-    </w:p>
-    <w:p>
-      <w:pPr>
-        <w:spacing w:before="100" w:beforeAutospacing="1" w:after="100" w:afterAutospacing="1"/>
-        <w:rPr>
-          <w:rFonts w:ascii="Times New Roman" w:eastAsia="Times New Roman" w:hAnsi="Times New Roman" w:cs="Times New Roman"/>
-          <w:lang w:eastAsia="ru-RU"/>
-        </w:rPr>
-      </w:pPr>
-      <w:r>
-        <w:rPr>
-          <w:rFonts w:ascii="Times New Roman" w:eastAsia="Times New Roman" w:hAnsi="Times New Roman" w:cs="Times New Roman"/>
-          <w:lang w:eastAsia="ru-RU"/>
-        </w:rPr>
-        <w:t xml:space="preserve">Для хранения объектов в классе формы </w:t>
-      </w:r>
-      <w:r>
-        <w:rPr>
-          <w:rFonts w:ascii="Courier New" w:eastAsia="Times New Roman" w:hAnsi="Courier New" w:cs="Courier New"/>
-          <w:sz w:val="20"/>
-          <w:szCs w:val="20"/>
-          <w:lang w:eastAsia="ru-RU"/>
-        </w:rPr>
-        <w:t xml:space="preserve">Form1</w:t>
-      </w:r>
-      <w:r>
-        <w:rPr>
-          <w:rFonts w:ascii="Times New Roman" w:eastAsia="Times New Roman" w:hAnsi="Times New Roman" w:cs="Times New Roman"/>
-          <w:lang w:eastAsia="ru-RU"/>
-        </w:rPr>
-        <w:t xml:space="preserve"> создана коллекция:</w:t>
+        <w:t xml:space="preserve">    }</w:t>
       </w:r>
     </w:p>
     <w:p>
@@ -3859,23 +3782,7 @@
           <w:szCs w:val="20"/>
           <w:lang w:eastAsia="ru-RU"/>
         </w:rPr>
-        <w:t xml:space="preserve">List&lt;Car&gt; cars = new List&lt;Car&gt;();</w:t>
-      </w:r>
-    </w:p>
-    <w:p>
-      <w:pPr>
-        <w:spacing w:before="100" w:beforeAutospacing="1" w:after="100" w:afterAutospacing="1"/>
-        <w:rPr>
-          <w:rFonts w:ascii="Times New Roman" w:eastAsia="Times New Roman" w:hAnsi="Times New Roman" w:cs="Times New Roman"/>
-          <w:lang w:eastAsia="ru-RU"/>
-        </w:rPr>
-      </w:pPr>
-      <w:r>
-        <w:rPr>
-          <w:rFonts w:ascii="Times New Roman" w:eastAsia="Times New Roman" w:hAnsi="Times New Roman" w:cs="Times New Roman"/>
-          <w:lang w:eastAsia="ru-RU"/>
-        </w:rPr>
-        <w:t xml:space="preserve">Коллекция хранит объекты, созданные пользователем.</w:t>
+        <w:t xml:space="preserve">}</w:t>
       </w:r>
     </w:p>
     <w:p>
@@ -3891,8 +3798,8 @@
           <w:noProof/>
           <w:lang w:eastAsia="ru-RU"/>
         </w:rPr>
-        <w:pict w14:anchorId="2AED8A43">
-          <v:rect id="_x0000_i1039" style="width:0;height:1.5pt" o:hralign="center" o:hrstd="t" o:hr="t" fillcolor="#a0a0a0" stroked="f"/>
+        <w:pict w14:anchorId="62345C2D">
+          <v:rect id="_x0000_i1040" style="width:0;height:1.5pt" o:hralign="center" o:hrstd="t" o:hr="t" fillcolor="#a0a0a0" stroked="f"/>
         </w:pict>
       </w:r>
     </w:p>
@@ -3920,208 +3827,39 @@
           <w:szCs w:val="48"/>
           <w:lang w:eastAsia="ru-RU"/>
         </w:rPr>
-        <w:t>10. Этап 5. Реализация добавления объекта</w:t>
-      </w:r>
-    </w:p>
-    <w:p>
-      <w:pPr>
-        <w:spacing w:before="100" w:beforeAutospacing="1" w:after="100" w:afterAutospacing="1"/>
-        <w:rPr>
-          <w:rFonts w:ascii="Times New Roman" w:eastAsia="Times New Roman" w:hAnsi="Times New Roman" w:cs="Times New Roman"/>
-          <w:lang w:eastAsia="ru-RU"/>
-        </w:rPr>
-      </w:pPr>
-      <w:r>
-        <w:rPr>
-          <w:rFonts w:ascii="Times New Roman" w:eastAsia="Times New Roman" w:hAnsi="Times New Roman" w:cs="Times New Roman"/>
-          <w:lang w:eastAsia="ru-RU"/>
-        </w:rPr>
-        <w:t xml:space="preserve">Создана кнопка </w:t>
-      </w:r>
-      <w:r>
-        <w:rPr>
-          <w:rFonts w:ascii="Times New Roman" w:eastAsia="Times New Roman" w:hAnsi="Times New Roman" w:cs="Times New Roman"/>
-          <w:b/>
-          <w:bCs/>
-          <w:lang w:eastAsia="ru-RU"/>
-        </w:rPr>
-        <w:t xml:space="preserve">«Добавить»</w:t>
-      </w:r>
-      <w:r>
-        <w:rPr>
-          <w:rFonts w:ascii="Times New Roman" w:eastAsia="Times New Roman" w:hAnsi="Times New Roman" w:cs="Times New Roman"/>
-          <w:lang w:eastAsia="ru-RU"/>
-        </w:rPr>
-        <w:t xml:space="preserve">.</w:t>
-      </w:r>
-    </w:p>
-    <w:p>
-      <w:pPr>
-        <w:spacing w:before="100" w:beforeAutospacing="1" w:after="100" w:afterAutospacing="1"/>
-        <w:rPr>
-          <w:rFonts w:ascii="Times New Roman" w:eastAsia="Times New Roman" w:hAnsi="Times New Roman" w:cs="Times New Roman"/>
-          <w:lang w:eastAsia="ru-RU"/>
-        </w:rPr>
-      </w:pPr>
-      <w:r>
-        <w:rPr>
-          <w:rFonts w:ascii="Times New Roman" w:eastAsia="Times New Roman" w:hAnsi="Times New Roman" w:cs="Times New Roman"/>
-          <w:lang w:eastAsia="ru-RU"/>
-        </w:rPr>
-        <w:t xml:space="preserve">При её нажатии программа:</w:t>
-      </w:r>
-    </w:p>
-    <w:p>
-      <w:pPr>
-        <w:numPr>
-          <w:ilvl w:val="0"/>
-          <w:numId w:val="20"/>
-        </w:numPr>
-        <w:spacing w:before="100" w:beforeAutospacing="1" w:after="100" w:afterAutospacing="1"/>
-        <w:rPr>
-          <w:rFonts w:ascii="Times New Roman" w:eastAsia="Times New Roman" w:hAnsi="Times New Roman" w:cs="Times New Roman"/>
-          <w:lang w:eastAsia="ru-RU"/>
-        </w:rPr>
-      </w:pPr>
-      <w:r>
-        <w:rPr>
-          <w:rFonts w:ascii="Times New Roman" w:eastAsia="Times New Roman" w:hAnsi="Times New Roman" w:cs="Times New Roman"/>
-          <w:lang w:eastAsia="ru-RU"/>
-        </w:rPr>
-        <w:t xml:space="preserve">получает данные из элементов </w:t>
-      </w:r>
-      <w:r>
-        <w:rPr>
-          <w:rFonts w:ascii="Courier New" w:eastAsia="Times New Roman" w:hAnsi="Courier New" w:cs="Courier New"/>
-          <w:sz w:val="20"/>
-          <w:szCs w:val="20"/>
-          <w:lang w:eastAsia="ru-RU"/>
-        </w:rPr>
-        <w:t xml:space="preserve">TextBox</w:t>
-      </w:r>
-      <w:r>
-        <w:rPr>
-          <w:rFonts w:ascii="Times New Roman" w:eastAsia="Times New Roman" w:hAnsi="Times New Roman" w:cs="Times New Roman"/>
-          <w:lang w:eastAsia="ru-RU"/>
-        </w:rPr>
-        <w:t xml:space="preserve"> и проверяет их;</w:t>
-      </w:r>
-    </w:p>
-    <w:p>
-      <w:pPr>
-        <w:numPr>
-          <w:ilvl w:val="0"/>
-          <w:numId w:val="20"/>
-        </w:numPr>
-        <w:spacing w:before="100" w:beforeAutospacing="1" w:after="100" w:afterAutospacing="1"/>
-        <w:rPr>
-          <w:rFonts w:ascii="Times New Roman" w:eastAsia="Times New Roman" w:hAnsi="Times New Roman" w:cs="Times New Roman"/>
-          <w:lang w:eastAsia="ru-RU"/>
-        </w:rPr>
-      </w:pPr>
-      <w:r>
-        <w:rPr>
-          <w:rFonts w:ascii="Times New Roman" w:eastAsia="Times New Roman" w:hAnsi="Times New Roman" w:cs="Times New Roman"/>
-          <w:lang w:eastAsia="ru-RU"/>
-        </w:rPr>
-        <w:t xml:space="preserve">создаёт объект </w:t>
-      </w:r>
-      <w:r>
-        <w:rPr>
-          <w:rFonts w:ascii="Courier New" w:eastAsia="Times New Roman" w:hAnsi="Courier New" w:cs="Courier New"/>
-          <w:sz w:val="20"/>
-          <w:szCs w:val="20"/>
-          <w:lang w:eastAsia="ru-RU"/>
-        </w:rPr>
-        <w:t xml:space="preserve">Car</w:t>
-      </w:r>
-      <w:r>
-        <w:rPr>
-          <w:rFonts w:ascii="Times New Roman" w:eastAsia="Times New Roman" w:hAnsi="Times New Roman" w:cs="Times New Roman"/>
-          <w:lang w:eastAsia="ru-RU"/>
-        </w:rPr>
-        <w:t xml:space="preserve">;</w:t>
-      </w:r>
-    </w:p>
-    <w:p>
-      <w:pPr>
-        <w:numPr>
-          <w:ilvl w:val="0"/>
-          <w:numId w:val="20"/>
-        </w:numPr>
-        <w:spacing w:before="100" w:beforeAutospacing="1" w:after="100" w:afterAutospacing="1"/>
-        <w:rPr>
-          <w:rFonts w:ascii="Times New Roman" w:eastAsia="Times New Roman" w:hAnsi="Times New Roman" w:cs="Times New Roman"/>
-          <w:lang w:eastAsia="ru-RU"/>
-        </w:rPr>
-      </w:pPr>
-      <w:r>
-        <w:rPr>
-          <w:rFonts w:ascii="Times New Roman" w:eastAsia="Times New Roman" w:hAnsi="Times New Roman" w:cs="Times New Roman"/>
-          <w:lang w:eastAsia="ru-RU"/>
-        </w:rPr>
-        <w:t xml:space="preserve">добавляет объект в коллекцию;</w:t>
-      </w:r>
-    </w:p>
-    <w:p>
-      <w:pPr>
-        <w:numPr>
-          <w:ilvl w:val="0"/>
-          <w:numId w:val="20"/>
-        </w:numPr>
-        <w:spacing w:before="100" w:beforeAutospacing="1" w:after="100" w:afterAutospacing="1"/>
-        <w:rPr>
-          <w:rFonts w:ascii="Times New Roman" w:eastAsia="Times New Roman" w:hAnsi="Times New Roman" w:cs="Times New Roman"/>
-          <w:lang w:eastAsia="ru-RU"/>
-        </w:rPr>
-      </w:pPr>
-      <w:r>
-        <w:rPr>
-          <w:rFonts w:ascii="Times New Roman" w:eastAsia="Times New Roman" w:hAnsi="Times New Roman" w:cs="Times New Roman"/>
-          <w:lang w:eastAsia="ru-RU"/>
-        </w:rPr>
-        <w:t xml:space="preserve">отображает объект в списке.</w:t>
-      </w:r>
-    </w:p>
-    <w:p>
-      <w:pPr>
-        <w:spacing w:before="100" w:beforeAutospacing="1" w:after="100" w:afterAutospacing="1"/>
-        <w:outlineLvl w:val="2"/>
-        <w:rPr>
-          <w:rFonts w:ascii="Times New Roman" w:eastAsia="Times New Roman" w:hAnsi="Times New Roman" w:cs="Times New Roman"/>
-          <w:b/>
-          <w:bCs/>
-          <w:sz w:val="27"/>
-          <w:szCs w:val="27"/>
-          <w:lang w:eastAsia="ru-RU"/>
-        </w:rPr>
-      </w:pPr>
-      <w:r>
-        <w:rPr>
-          <w:rFonts w:ascii="Times New Roman" w:eastAsia="Times New Roman" w:hAnsi="Times New Roman" w:cs="Times New Roman"/>
-          <w:b/>
-          <w:bCs/>
-          <w:sz w:val="27"/>
-          <w:szCs w:val="27"/>
-          <w:lang w:eastAsia="ru-RU"/>
-        </w:rPr>
-        <w:t>Пример для «АвтоПрокат»</w:t>
-      </w:r>
-    </w:p>
-    <w:p>
-      <w:pPr>
-        <w:spacing w:before="100" w:beforeAutospacing="1" w:after="100" w:afterAutospacing="1"/>
-        <w:rPr>
-          <w:rFonts w:ascii="Times New Roman" w:eastAsia="Times New Roman" w:hAnsi="Times New Roman" w:cs="Times New Roman"/>
-          <w:lang w:eastAsia="ru-RU"/>
-        </w:rPr>
-      </w:pPr>
-      <w:r>
-        <w:rPr>
-          <w:rFonts w:ascii="Times New Roman" w:eastAsia="Times New Roman" w:hAnsi="Times New Roman" w:cs="Times New Roman"/>
-          <w:lang w:eastAsia="ru-RU"/>
-        </w:rPr>
-        <w:t>Пользователь вводит:</w:t>
+        <w:t>9. Этап 4. Создание коллекции объектов</w:t>
+      </w:r>
+    </w:p>
+    <w:p>
+      <w:pPr>
+        <w:spacing w:before="100" w:beforeAutospacing="1" w:after="100" w:afterAutospacing="1"/>
+        <w:rPr>
+          <w:rFonts w:ascii="Times New Roman" w:eastAsia="Times New Roman" w:hAnsi="Times New Roman" w:cs="Times New Roman"/>
+          <w:lang w:eastAsia="ru-RU"/>
+        </w:rPr>
+      </w:pPr>
+      <w:r>
+        <w:rPr>
+          <w:rFonts w:ascii="Times New Roman" w:eastAsia="Times New Roman" w:hAnsi="Times New Roman" w:cs="Times New Roman"/>
+          <w:lang w:eastAsia="ru-RU"/>
+        </w:rPr>
+        <w:t xml:space="preserve">Для хранения объектов в классе формы </w:t>
+      </w:r>
+      <w:r>
+        <w:rPr>
+          <w:rFonts w:ascii="Courier New" w:eastAsia="Times New Roman" w:hAnsi="Courier New" w:cs="Courier New"/>
+          <w:sz w:val="20"/>
+          <w:szCs w:val="20"/>
+          <w:lang w:eastAsia="ru-RU"/>
+        </w:rPr>
+        <w:t xml:space="preserve">Form1</w:t>
+      </w:r>
+      <w:r>
+        <w:rPr>
+          <w:rFonts w:ascii="Times New Roman" w:eastAsia="Times New Roman" w:hAnsi="Times New Roman" w:cs="Times New Roman"/>
+          <w:lang w:eastAsia="ru-RU"/>
+        </w:rPr>
+        <w:t xml:space="preserve"> создана коллекция:</w:t>
       </w:r>
     </w:p>
     <w:p>
@@ -4158,7 +3896,269 @@
           <w:szCs w:val="20"/>
           <w:lang w:eastAsia="ru-RU"/>
         </w:rPr>
-        <w:t xml:space="preserve">Марка: Toyota</w:t>
+        <w:t xml:space="preserve">List&lt;Car&gt; cars = new List&lt;Car&gt;();</w:t>
+      </w:r>
+    </w:p>
+    <w:p>
+      <w:pPr>
+        <w:spacing w:before="100" w:beforeAutospacing="1" w:after="100" w:afterAutospacing="1"/>
+        <w:rPr>
+          <w:rFonts w:ascii="Times New Roman" w:eastAsia="Times New Roman" w:hAnsi="Times New Roman" w:cs="Times New Roman"/>
+          <w:lang w:eastAsia="ru-RU"/>
+        </w:rPr>
+      </w:pPr>
+      <w:r>
+        <w:rPr>
+          <w:rFonts w:ascii="Times New Roman" w:eastAsia="Times New Roman" w:hAnsi="Times New Roman" w:cs="Times New Roman"/>
+          <w:lang w:eastAsia="ru-RU"/>
+        </w:rPr>
+        <w:t xml:space="preserve">Коллекция хранит объекты, созданные пользователем.</w:t>
+      </w:r>
+    </w:p>
+    <w:p>
+      <w:pPr>
+        <w:rPr>
+          <w:rFonts w:ascii="Times New Roman" w:eastAsia="Times New Roman" w:hAnsi="Times New Roman" w:cs="Times New Roman"/>
+          <w:lang w:eastAsia="ru-RU"/>
+        </w:rPr>
+      </w:pPr>
+      <w:r>
+        <w:rPr>
+          <w:rFonts w:ascii="Times New Roman" w:eastAsia="Times New Roman" w:hAnsi="Times New Roman" w:cs="Times New Roman"/>
+          <w:noProof/>
+          <w:lang w:eastAsia="ru-RU"/>
+        </w:rPr>
+        <w:pict w14:anchorId="2AED8A43">
+          <v:rect id="_x0000_i1039" style="width:0;height:1.5pt" o:hralign="center" o:hrstd="t" o:hr="t" fillcolor="#a0a0a0" stroked="f"/>
+        </w:pict>
+      </w:r>
+    </w:p>
+    <w:p>
+      <w:pPr>
+        <w:spacing w:before="100" w:beforeAutospacing="1" w:after="100" w:afterAutospacing="1"/>
+        <w:outlineLvl w:val="0"/>
+        <w:rPr>
+          <w:rFonts w:ascii="Times New Roman" w:eastAsia="Times New Roman" w:hAnsi="Times New Roman" w:cs="Times New Roman"/>
+          <w:b/>
+          <w:bCs/>
+          <w:kern w:val="36"/>
+          <w:sz w:val="48"/>
+          <w:szCs w:val="48"/>
+          <w:lang w:eastAsia="ru-RU"/>
+        </w:rPr>
+      </w:pPr>
+      <w:r>
+        <w:rPr>
+          <w:rFonts w:ascii="Times New Roman" w:eastAsia="Times New Roman" w:hAnsi="Times New Roman" w:cs="Times New Roman"/>
+          <w:b/>
+          <w:bCs/>
+          <w:kern w:val="36"/>
+          <w:sz w:val="48"/>
+          <w:szCs w:val="48"/>
+          <w:lang w:eastAsia="ru-RU"/>
+        </w:rPr>
+        <w:t>10. Этап 5. Реализация добавления объекта</w:t>
+      </w:r>
+    </w:p>
+    <w:p>
+      <w:pPr>
+        <w:spacing w:before="100" w:beforeAutospacing="1" w:after="100" w:afterAutospacing="1"/>
+        <w:rPr>
+          <w:rFonts w:ascii="Times New Roman" w:eastAsia="Times New Roman" w:hAnsi="Times New Roman" w:cs="Times New Roman"/>
+          <w:lang w:eastAsia="ru-RU"/>
+        </w:rPr>
+      </w:pPr>
+      <w:r>
+        <w:rPr>
+          <w:rFonts w:ascii="Times New Roman" w:eastAsia="Times New Roman" w:hAnsi="Times New Roman" w:cs="Times New Roman"/>
+          <w:lang w:eastAsia="ru-RU"/>
+        </w:rPr>
+        <w:t xml:space="preserve">Создана кнопка </w:t>
+      </w:r>
+      <w:r>
+        <w:rPr>
+          <w:rFonts w:ascii="Times New Roman" w:eastAsia="Times New Roman" w:hAnsi="Times New Roman" w:cs="Times New Roman"/>
+          <w:b/>
+          <w:bCs/>
+          <w:lang w:eastAsia="ru-RU"/>
+        </w:rPr>
+        <w:t xml:space="preserve">«Добавить»</w:t>
+      </w:r>
+      <w:r>
+        <w:rPr>
+          <w:rFonts w:ascii="Times New Roman" w:eastAsia="Times New Roman" w:hAnsi="Times New Roman" w:cs="Times New Roman"/>
+          <w:lang w:eastAsia="ru-RU"/>
+        </w:rPr>
+        <w:t xml:space="preserve">.</w:t>
+      </w:r>
+    </w:p>
+    <w:p>
+      <w:pPr>
+        <w:spacing w:before="100" w:beforeAutospacing="1" w:after="100" w:afterAutospacing="1"/>
+        <w:rPr>
+          <w:rFonts w:ascii="Times New Roman" w:eastAsia="Times New Roman" w:hAnsi="Times New Roman" w:cs="Times New Roman"/>
+          <w:lang w:eastAsia="ru-RU"/>
+        </w:rPr>
+      </w:pPr>
+      <w:r>
+        <w:rPr>
+          <w:rFonts w:ascii="Times New Roman" w:eastAsia="Times New Roman" w:hAnsi="Times New Roman" w:cs="Times New Roman"/>
+          <w:lang w:eastAsia="ru-RU"/>
+        </w:rPr>
+        <w:t xml:space="preserve">При её нажатии программа:</w:t>
+      </w:r>
+    </w:p>
+    <w:p>
+      <w:pPr>
+        <w:numPr>
+          <w:ilvl w:val="0"/>
+          <w:numId w:val="20"/>
+        </w:numPr>
+        <w:spacing w:before="100" w:beforeAutospacing="1" w:after="100" w:afterAutospacing="1"/>
+        <w:rPr>
+          <w:rFonts w:ascii="Times New Roman" w:eastAsia="Times New Roman" w:hAnsi="Times New Roman" w:cs="Times New Roman"/>
+          <w:lang w:eastAsia="ru-RU"/>
+        </w:rPr>
+      </w:pPr>
+      <w:r>
+        <w:rPr>
+          <w:rFonts w:ascii="Times New Roman" w:eastAsia="Times New Roman" w:hAnsi="Times New Roman" w:cs="Times New Roman"/>
+          <w:lang w:eastAsia="ru-RU"/>
+        </w:rPr>
+        <w:t xml:space="preserve">получает данные из элементов </w:t>
+      </w:r>
+      <w:r>
+        <w:rPr>
+          <w:rFonts w:ascii="Courier New" w:eastAsia="Times New Roman" w:hAnsi="Courier New" w:cs="Courier New"/>
+          <w:sz w:val="20"/>
+          <w:szCs w:val="20"/>
+          <w:lang w:eastAsia="ru-RU"/>
+        </w:rPr>
+        <w:t xml:space="preserve">TextBox</w:t>
+      </w:r>
+      <w:r>
+        <w:rPr>
+          <w:rFonts w:ascii="Times New Roman" w:eastAsia="Times New Roman" w:hAnsi="Times New Roman" w:cs="Times New Roman"/>
+          <w:lang w:eastAsia="ru-RU"/>
+        </w:rPr>
+        <w:t xml:space="preserve"> и проверяет их;</w:t>
+      </w:r>
+    </w:p>
+    <w:p>
+      <w:pPr>
+        <w:numPr>
+          <w:ilvl w:val="0"/>
+          <w:numId w:val="20"/>
+        </w:numPr>
+        <w:spacing w:before="100" w:beforeAutospacing="1" w:after="100" w:afterAutospacing="1"/>
+        <w:rPr>
+          <w:rFonts w:ascii="Times New Roman" w:eastAsia="Times New Roman" w:hAnsi="Times New Roman" w:cs="Times New Roman"/>
+          <w:lang w:eastAsia="ru-RU"/>
+        </w:rPr>
+      </w:pPr>
+      <w:r>
+        <w:rPr>
+          <w:rFonts w:ascii="Times New Roman" w:eastAsia="Times New Roman" w:hAnsi="Times New Roman" w:cs="Times New Roman"/>
+          <w:lang w:eastAsia="ru-RU"/>
+        </w:rPr>
+        <w:t xml:space="preserve">создаёт объект </w:t>
+      </w:r>
+      <w:r>
+        <w:rPr>
+          <w:rFonts w:ascii="Courier New" w:eastAsia="Times New Roman" w:hAnsi="Courier New" w:cs="Courier New"/>
+          <w:sz w:val="20"/>
+          <w:szCs w:val="20"/>
+          <w:lang w:eastAsia="ru-RU"/>
+        </w:rPr>
+        <w:t xml:space="preserve">Car</w:t>
+      </w:r>
+      <w:r>
+        <w:rPr>
+          <w:rFonts w:ascii="Times New Roman" w:eastAsia="Times New Roman" w:hAnsi="Times New Roman" w:cs="Times New Roman"/>
+          <w:lang w:eastAsia="ru-RU"/>
+        </w:rPr>
+        <w:t xml:space="preserve">;</w:t>
+      </w:r>
+    </w:p>
+    <w:p>
+      <w:pPr>
+        <w:numPr>
+          <w:ilvl w:val="0"/>
+          <w:numId w:val="20"/>
+        </w:numPr>
+        <w:spacing w:before="100" w:beforeAutospacing="1" w:after="100" w:afterAutospacing="1"/>
+        <w:rPr>
+          <w:rFonts w:ascii="Times New Roman" w:eastAsia="Times New Roman" w:hAnsi="Times New Roman" w:cs="Times New Roman"/>
+          <w:lang w:eastAsia="ru-RU"/>
+        </w:rPr>
+      </w:pPr>
+      <w:r>
+        <w:rPr>
+          <w:rFonts w:ascii="Times New Roman" w:eastAsia="Times New Roman" w:hAnsi="Times New Roman" w:cs="Times New Roman"/>
+          <w:lang w:eastAsia="ru-RU"/>
+        </w:rPr>
+        <w:t xml:space="preserve">добавляет объект в коллекцию;</w:t>
+      </w:r>
+    </w:p>
+    <w:p>
+      <w:pPr>
+        <w:numPr>
+          <w:ilvl w:val="0"/>
+          <w:numId w:val="20"/>
+        </w:numPr>
+        <w:spacing w:before="100" w:beforeAutospacing="1" w:after="100" w:afterAutospacing="1"/>
+        <w:rPr>
+          <w:rFonts w:ascii="Times New Roman" w:eastAsia="Times New Roman" w:hAnsi="Times New Roman" w:cs="Times New Roman"/>
+          <w:lang w:eastAsia="ru-RU"/>
+        </w:rPr>
+      </w:pPr>
+      <w:r>
+        <w:rPr>
+          <w:rFonts w:ascii="Times New Roman" w:eastAsia="Times New Roman" w:hAnsi="Times New Roman" w:cs="Times New Roman"/>
+          <w:lang w:eastAsia="ru-RU"/>
+        </w:rPr>
+        <w:t xml:space="preserve">отображает объект в списке.</w:t>
+      </w:r>
+    </w:p>
+    <w:p>
+      <w:pPr>
+        <w:spacing w:before="100" w:beforeAutospacing="1" w:after="100" w:afterAutospacing="1"/>
+        <w:outlineLvl w:val="2"/>
+        <w:rPr>
+          <w:rFonts w:ascii="Times New Roman" w:eastAsia="Times New Roman" w:hAnsi="Times New Roman" w:cs="Times New Roman"/>
+          <w:b/>
+          <w:bCs/>
+          <w:sz w:val="27"/>
+          <w:szCs w:val="27"/>
+          <w:lang w:eastAsia="ru-RU"/>
+        </w:rPr>
+      </w:pPr>
+      <w:r>
+        <w:rPr>
+          <w:rFonts w:ascii="Times New Roman" w:eastAsia="Times New Roman" w:hAnsi="Times New Roman" w:cs="Times New Roman"/>
+          <w:b/>
+          <w:bCs/>
+          <w:sz w:val="27"/>
+          <w:szCs w:val="27"/>
+          <w:lang w:eastAsia="ru-RU"/>
+        </w:rPr>
+        <w:t>Пример для «АвтоПрокат»</w:t>
+      </w:r>
+    </w:p>
+    <w:p>
+      <w:pPr>
+        <w:spacing w:before="100" w:beforeAutospacing="1" w:after="100" w:afterAutospacing="1"/>
+        <w:rPr>
+          <w:rFonts w:ascii="Times New Roman" w:eastAsia="Times New Roman" w:hAnsi="Times New Roman" w:cs="Times New Roman"/>
+          <w:lang w:eastAsia="ru-RU"/>
+        </w:rPr>
+      </w:pPr>
+      <w:r>
+        <w:rPr>
+          <w:rFonts w:ascii="Times New Roman" w:eastAsia="Times New Roman" w:hAnsi="Times New Roman" w:cs="Times New Roman"/>
+          <w:lang w:eastAsia="ru-RU"/>
+        </w:rPr>
+        <w:t>Пользователь вводит:</w:t>
       </w:r>
     </w:p>
     <w:p>
@@ -4195,7 +4195,7 @@
           <w:szCs w:val="20"/>
           <w:lang w:eastAsia="ru-RU"/>
         </w:rPr>
-        <w:t xml:space="preserve">Модель: Camry</w:t>
+        <w:t xml:space="preserve">Марка: Toyota</w:t>
       </w:r>
     </w:p>
     <w:p>
@@ -4232,39 +4232,7 @@
           <w:szCs w:val="20"/>
           <w:lang w:eastAsia="ru-RU"/>
         </w:rPr>
-        <w:t xml:space="preserve">Цена за сутки: 3500</w:t>
-      </w:r>
-    </w:p>
-    <w:p>
-      <w:pPr>
-        <w:spacing w:before="100" w:beforeAutospacing="1" w:after="100" w:afterAutospacing="1"/>
-        <w:rPr>
-          <w:rFonts w:ascii="Times New Roman" w:eastAsia="Times New Roman" w:hAnsi="Times New Roman" w:cs="Times New Roman"/>
-          <w:lang w:eastAsia="ru-RU"/>
-        </w:rPr>
-      </w:pPr>
-      <w:r>
-        <w:rPr>
-          <w:rFonts w:ascii="Times New Roman" w:eastAsia="Times New Roman" w:hAnsi="Times New Roman" w:cs="Times New Roman"/>
-          <w:lang w:eastAsia="ru-RU"/>
-        </w:rPr>
-        <w:t xml:space="preserve">После нажатия </w:t>
-      </w:r>
-      <w:r>
-        <w:rPr>
-          <w:rFonts w:ascii="Times New Roman" w:eastAsia="Times New Roman" w:hAnsi="Times New Roman" w:cs="Times New Roman"/>
-          <w:b/>
-          <w:bCs/>
-          <w:lang w:eastAsia="ru-RU"/>
-        </w:rPr>
-        <w:t xml:space="preserve">«Добавить»</w:t>
-      </w:r>
-      <w:r>
-        <w:rPr>
-          <w:rFonts w:ascii="Times New Roman" w:eastAsia="Times New Roman" w:hAnsi="Times New Roman" w:cs="Times New Roman"/>
-          <w:lang w:eastAsia="ru-RU"/>
-        </w:rPr>
-        <w:t xml:space="preserve"> в список появляется:</w:t>
+        <w:t xml:space="preserve">Модель: Camry</w:t>
       </w:r>
     </w:p>
     <w:p>
@@ -4301,23 +4269,39 @@
           <w:szCs w:val="20"/>
           <w:lang w:eastAsia="ru-RU"/>
         </w:rPr>
-        <w:t xml:space="preserve">Toyota Camry — 3500 руб.</w:t>
-      </w:r>
-    </w:p>
-    <w:p>
-      <w:pPr>
-        <w:spacing w:before="100" w:beforeAutospacing="1" w:after="100" w:afterAutospacing="1"/>
-        <w:rPr>
-          <w:rFonts w:ascii="Times New Roman" w:eastAsia="Times New Roman" w:hAnsi="Times New Roman" w:cs="Times New Roman"/>
-          <w:lang w:eastAsia="ru-RU"/>
-        </w:rPr>
-      </w:pPr>
-      <w:r>
-        <w:rPr>
-          <w:rFonts w:ascii="Times New Roman" w:eastAsia="Times New Roman" w:hAnsi="Times New Roman" w:cs="Times New Roman"/>
-          <w:lang w:eastAsia="ru-RU"/>
-        </w:rPr>
-        <w:t xml:space="preserve">После этого добавлены ещё несколько автомобилей:</w:t>
+        <w:t xml:space="preserve">Цена за сутки: 3500</w:t>
+      </w:r>
+    </w:p>
+    <w:p>
+      <w:pPr>
+        <w:spacing w:before="100" w:beforeAutospacing="1" w:after="100" w:afterAutospacing="1"/>
+        <w:rPr>
+          <w:rFonts w:ascii="Times New Roman" w:eastAsia="Times New Roman" w:hAnsi="Times New Roman" w:cs="Times New Roman"/>
+          <w:lang w:eastAsia="ru-RU"/>
+        </w:rPr>
+      </w:pPr>
+      <w:r>
+        <w:rPr>
+          <w:rFonts w:ascii="Times New Roman" w:eastAsia="Times New Roman" w:hAnsi="Times New Roman" w:cs="Times New Roman"/>
+          <w:lang w:eastAsia="ru-RU"/>
+        </w:rPr>
+        <w:t xml:space="preserve">После нажатия </w:t>
+      </w:r>
+      <w:r>
+        <w:rPr>
+          <w:rFonts w:ascii="Times New Roman" w:eastAsia="Times New Roman" w:hAnsi="Times New Roman" w:cs="Times New Roman"/>
+          <w:b/>
+          <w:bCs/>
+          <w:lang w:eastAsia="ru-RU"/>
+        </w:rPr>
+        <w:t xml:space="preserve">«Добавить»</w:t>
+      </w:r>
+      <w:r>
+        <w:rPr>
+          <w:rFonts w:ascii="Times New Roman" w:eastAsia="Times New Roman" w:hAnsi="Times New Roman" w:cs="Times New Roman"/>
+          <w:lang w:eastAsia="ru-RU"/>
+        </w:rPr>
+        <w:t xml:space="preserve"> в список появляется:</w:t>
       </w:r>
     </w:p>
     <w:p>
@@ -4359,6 +4343,22 @@
     </w:p>
     <w:p>
       <w:pPr>
+        <w:spacing w:before="100" w:beforeAutospacing="1" w:after="100" w:afterAutospacing="1"/>
+        <w:rPr>
+          <w:rFonts w:ascii="Times New Roman" w:eastAsia="Times New Roman" w:hAnsi="Times New Roman" w:cs="Times New Roman"/>
+          <w:lang w:eastAsia="ru-RU"/>
+        </w:rPr>
+      </w:pPr>
+      <w:r>
+        <w:rPr>
+          <w:rFonts w:ascii="Times New Roman" w:eastAsia="Times New Roman" w:hAnsi="Times New Roman" w:cs="Times New Roman"/>
+          <w:lang w:eastAsia="ru-RU"/>
+        </w:rPr>
+        <w:t xml:space="preserve">После этого добавлены ещё несколько автомобилей:</w:t>
+      </w:r>
+    </w:p>
+    <w:p>
+      <w:pPr>
         <w:tabs>
           <w:tab w:val="left" w:pos="916"/>
           <w:tab w:val="left" w:pos="1832"/>
@@ -4391,7 +4391,7 @@
           <w:szCs w:val="20"/>
           <w:lang w:eastAsia="ru-RU"/>
         </w:rPr>
-        <w:t xml:space="preserve">Kia Rio — 2200 руб.</w:t>
+        <w:t xml:space="preserve">Toyota Camry — 3500 руб.</w:t>
       </w:r>
     </w:p>
     <w:p>
@@ -4428,39 +4428,7 @@
           <w:szCs w:val="20"/>
           <w:lang w:eastAsia="ru-RU"/>
         </w:rPr>
-        <w:t xml:space="preserve">BMW X5 — 7000 руб.</w:t>
-      </w:r>
-    </w:p>
-    <w:p>
-      <w:pPr>
-        <w:spacing w:before="100" w:beforeAutospacing="1" w:after="100" w:afterAutospacing="1"/>
-        <w:rPr>
-          <w:rFonts w:ascii="Times New Roman" w:eastAsia="Times New Roman" w:hAnsi="Times New Roman" w:cs="Times New Roman"/>
-          <w:lang w:eastAsia="ru-RU"/>
-        </w:rPr>
-      </w:pPr>
-      <w:r>
-        <w:rPr>
-          <w:rFonts w:ascii="Times New Roman" w:eastAsia="Times New Roman" w:hAnsi="Times New Roman" w:cs="Times New Roman"/>
-          <w:lang w:eastAsia="ru-RU"/>
-        </w:rPr>
-        <w:t xml:space="preserve">Код обработчика кнопки </w:t>
-      </w:r>
-      <w:r>
-        <w:rPr>
-          <w:rFonts w:ascii="Times New Roman" w:eastAsia="Times New Roman" w:hAnsi="Times New Roman" w:cs="Times New Roman"/>
-          <w:b/>
-          <w:bCs/>
-          <w:lang w:eastAsia="ru-RU"/>
-        </w:rPr>
-        <w:t xml:space="preserve">«Добавить»</w:t>
-      </w:r>
-      <w:r>
-        <w:rPr>
-          <w:rFonts w:ascii="Times New Roman" w:eastAsia="Times New Roman" w:hAnsi="Times New Roman" w:cs="Times New Roman"/>
-          <w:lang w:eastAsia="ru-RU"/>
-        </w:rPr>
-        <w:t xml:space="preserve">:</w:t>
+        <w:t xml:space="preserve">Kia Rio — 2200 руб.</w:t>
       </w:r>
     </w:p>
     <w:p>
@@ -4497,7 +4465,39 @@
           <w:szCs w:val="20"/>
           <w:lang w:eastAsia="ru-RU"/>
         </w:rPr>
-        <w:t xml:space="preserve">private void btnAdd_Click(object sender, EventArgs e)</w:t>
+        <w:t xml:space="preserve">BMW X5 — 7000 руб.</w:t>
+      </w:r>
+    </w:p>
+    <w:p>
+      <w:pPr>
+        <w:spacing w:before="100" w:beforeAutospacing="1" w:after="100" w:afterAutospacing="1"/>
+        <w:rPr>
+          <w:rFonts w:ascii="Times New Roman" w:eastAsia="Times New Roman" w:hAnsi="Times New Roman" w:cs="Times New Roman"/>
+          <w:lang w:eastAsia="ru-RU"/>
+        </w:rPr>
+      </w:pPr>
+      <w:r>
+        <w:rPr>
+          <w:rFonts w:ascii="Times New Roman" w:eastAsia="Times New Roman" w:hAnsi="Times New Roman" w:cs="Times New Roman"/>
+          <w:lang w:eastAsia="ru-RU"/>
+        </w:rPr>
+        <w:t xml:space="preserve">Код обработчика кнопки </w:t>
+      </w:r>
+      <w:r>
+        <w:rPr>
+          <w:rFonts w:ascii="Times New Roman" w:eastAsia="Times New Roman" w:hAnsi="Times New Roman" w:cs="Times New Roman"/>
+          <w:b/>
+          <w:bCs/>
+          <w:lang w:eastAsia="ru-RU"/>
+        </w:rPr>
+        <w:t xml:space="preserve">«Добавить»</w:t>
+      </w:r>
+      <w:r>
+        <w:rPr>
+          <w:rFonts w:ascii="Times New Roman" w:eastAsia="Times New Roman" w:hAnsi="Times New Roman" w:cs="Times New Roman"/>
+          <w:lang w:eastAsia="ru-RU"/>
+        </w:rPr>
+        <w:t xml:space="preserve">:</w:t>
       </w:r>
     </w:p>
     <w:p>
@@ -4534,7 +4534,7 @@
           <w:szCs w:val="20"/>
           <w:lang w:eastAsia="ru-RU"/>
         </w:rPr>
-        <w:t xml:space="preserve">{</w:t>
+        <w:t xml:space="preserve">private void btnAdd_Click(object sender, EventArgs e)</w:t>
       </w:r>
     </w:p>
     <w:p>
@@ -4571,7 +4571,7 @@
           <w:szCs w:val="20"/>
           <w:lang w:eastAsia="ru-RU"/>
         </w:rPr>
-        <w:t xml:space="preserve">    if (txtBrand.Text == "")</w:t>
+        <w:t xml:space="preserve">{</w:t>
       </w:r>
     </w:p>
     <w:p>
@@ -4608,7 +4608,7 @@
           <w:szCs w:val="20"/>
           <w:lang w:eastAsia="ru-RU"/>
         </w:rPr>
-        <w:t xml:space="preserve">    {</w:t>
+        <w:t xml:space="preserve">    if (txtBrand.Text == "")</w:t>
       </w:r>
     </w:p>
     <w:p>
@@ -4645,7 +4645,7 @@
           <w:szCs w:val="20"/>
           <w:lang w:eastAsia="ru-RU"/>
         </w:rPr>
-        <w:t xml:space="preserve">        MessageBox.Show("Введите марку автомобиля");</w:t>
+        <w:t xml:space="preserve">    {</w:t>
       </w:r>
     </w:p>
     <w:p>
@@ -4682,7 +4682,7 @@
           <w:szCs w:val="20"/>
           <w:lang w:eastAsia="ru-RU"/>
         </w:rPr>
-        <w:t xml:space="preserve">        return;</w:t>
+        <w:t xml:space="preserve">        MessageBox.Show("Введите марку автомобиля");</w:t>
       </w:r>
     </w:p>
     <w:p>
@@ -4719,7 +4719,7 @@
           <w:szCs w:val="20"/>
           <w:lang w:eastAsia="ru-RU"/>
         </w:rPr>
-        <w:t xml:space="preserve">    }</w:t>
+        <w:t xml:space="preserve">        return;</w:t>
       </w:r>
     </w:p>
     <w:p>
@@ -4756,7 +4756,7 @@
           <w:szCs w:val="20"/>
           <w:lang w:eastAsia="ru-RU"/>
         </w:rPr>
-        <w:t xml:space="preserve"/>
+        <w:t xml:space="preserve">    }</w:t>
       </w:r>
     </w:p>
     <w:p>
@@ -4793,7 +4793,7 @@
           <w:szCs w:val="20"/>
           <w:lang w:eastAsia="ru-RU"/>
         </w:rPr>
-        <w:t xml:space="preserve">    decimal price;</w:t>
+        <w:t xml:space="preserve"/>
       </w:r>
     </w:p>
     <w:p>
@@ -4830,7 +4830,7 @@
           <w:szCs w:val="20"/>
           <w:lang w:eastAsia="ru-RU"/>
         </w:rPr>
-        <w:t xml:space="preserve">    if (!decimal.TryParse(txtPrice.Text, out price) || price &lt;= 0)</w:t>
+        <w:t xml:space="preserve">    decimal price;</w:t>
       </w:r>
     </w:p>
     <w:p>
@@ -4867,7 +4867,7 @@
           <w:szCs w:val="20"/>
           <w:lang w:eastAsia="ru-RU"/>
         </w:rPr>
-        <w:t xml:space="preserve">    {</w:t>
+        <w:t xml:space="preserve">    if (!decimal.TryParse(txtPrice.Text, out price) || price &lt;= 0)</w:t>
       </w:r>
     </w:p>
     <w:p>
@@ -4904,7 +4904,7 @@
           <w:szCs w:val="20"/>
           <w:lang w:eastAsia="ru-RU"/>
         </w:rPr>
-        <w:t xml:space="preserve">        MessageBox.Show("Введите корректную цену");</w:t>
+        <w:t xml:space="preserve">    {</w:t>
       </w:r>
     </w:p>
     <w:p>
@@ -4941,7 +4941,7 @@
           <w:szCs w:val="20"/>
           <w:lang w:eastAsia="ru-RU"/>
         </w:rPr>
-        <w:t xml:space="preserve">        return;</w:t>
+        <w:t xml:space="preserve">        MessageBox.Show("Введите корректную цену");</w:t>
       </w:r>
     </w:p>
     <w:p>
@@ -4978,7 +4978,7 @@
           <w:szCs w:val="20"/>
           <w:lang w:eastAsia="ru-RU"/>
         </w:rPr>
-        <w:t xml:space="preserve">    }</w:t>
+        <w:t xml:space="preserve">        return;</w:t>
       </w:r>
     </w:p>
     <w:p>
@@ -5015,7 +5015,7 @@
           <w:szCs w:val="20"/>
           <w:lang w:eastAsia="ru-RU"/>
         </w:rPr>
-        <w:t xml:space="preserve"/>
+        <w:t xml:space="preserve">    }</w:t>
       </w:r>
     </w:p>
     <w:p>
@@ -5052,7 +5052,7 @@
           <w:szCs w:val="20"/>
           <w:lang w:eastAsia="ru-RU"/>
         </w:rPr>
-        <w:t xml:space="preserve">    Car car = new Car();</w:t>
+        <w:t xml:space="preserve"/>
       </w:r>
     </w:p>
     <w:p>
@@ -5089,7 +5089,7 @@
           <w:szCs w:val="20"/>
           <w:lang w:eastAsia="ru-RU"/>
         </w:rPr>
-        <w:t xml:space="preserve">    car.Brand = txtBrand.Text;</w:t>
+        <w:t xml:space="preserve">    Car car = new Car();</w:t>
       </w:r>
     </w:p>
     <w:p>
@@ -5126,7 +5126,7 @@
           <w:szCs w:val="20"/>
           <w:lang w:eastAsia="ru-RU"/>
         </w:rPr>
-        <w:t xml:space="preserve">    car.Model = txtModel.Text;</w:t>
+        <w:t xml:space="preserve">    car.Brand = txtBrand.Text;</w:t>
       </w:r>
     </w:p>
     <w:p>
@@ -5163,7 +5163,7 @@
           <w:szCs w:val="20"/>
           <w:lang w:eastAsia="ru-RU"/>
         </w:rPr>
-        <w:t xml:space="preserve">    car.Price = price;</w:t>
+        <w:t xml:space="preserve">    car.Model = txtModel.Text;</w:t>
       </w:r>
     </w:p>
     <w:p>
@@ -5200,7 +5200,7 @@
           <w:szCs w:val="20"/>
           <w:lang w:eastAsia="ru-RU"/>
         </w:rPr>
-        <w:t xml:space="preserve">    cars.Add(car);</w:t>
+        <w:t xml:space="preserve">    car.Price = price;</w:t>
       </w:r>
     </w:p>
     <w:p>
@@ -5237,7 +5237,7 @@
           <w:szCs w:val="20"/>
           <w:lang w:eastAsia="ru-RU"/>
         </w:rPr>
-        <w:t xml:space="preserve"/>
+        <w:t xml:space="preserve">    cars.Add(car);</w:t>
       </w:r>
     </w:p>
     <w:p>
@@ -5274,7 +5274,7 @@
           <w:szCs w:val="20"/>
           <w:lang w:eastAsia="ru-RU"/>
         </w:rPr>
-        <w:t xml:space="preserve">    UpdateList();</w:t>
+        <w:t xml:space="preserve"/>
       </w:r>
     </w:p>
     <w:p>
@@ -5311,7 +5311,7 @@
           <w:szCs w:val="20"/>
           <w:lang w:eastAsia="ru-RU"/>
         </w:rPr>
-        <w:t xml:space="preserve"/>
+        <w:t xml:space="preserve">    UpdateList();</w:t>
       </w:r>
     </w:p>
     <w:p>
@@ -5348,7 +5348,7 @@
           <w:szCs w:val="20"/>
           <w:lang w:eastAsia="ru-RU"/>
         </w:rPr>
-        <w:t xml:space="preserve">    txtBrand.Clear();</w:t>
+        <w:t xml:space="preserve"/>
       </w:r>
     </w:p>
     <w:p>
@@ -5385,7 +5385,7 @@
           <w:szCs w:val="20"/>
           <w:lang w:eastAsia="ru-RU"/>
         </w:rPr>
-        <w:t xml:space="preserve">    txtModel.Clear();</w:t>
+        <w:t xml:space="preserve">    txtBrand.Clear();</w:t>
       </w:r>
     </w:p>
     <w:p>
@@ -5422,7 +5422,7 @@
           <w:szCs w:val="20"/>
           <w:lang w:eastAsia="ru-RU"/>
         </w:rPr>
-        <w:t xml:space="preserve">    txtPrice.Clear();</w:t>
+        <w:t xml:space="preserve">    txtModel.Clear();</w:t>
       </w:r>
     </w:p>
     <w:p>
@@ -5459,100 +5459,7 @@
           <w:szCs w:val="20"/>
           <w:lang w:eastAsia="ru-RU"/>
         </w:rPr>
-        <w:t xml:space="preserve">}</w:t>
-      </w:r>
-    </w:p>
-    <w:p>
-      <w:pPr>
-        <w:rPr>
-          <w:rFonts w:ascii="Times New Roman" w:eastAsia="Times New Roman" w:hAnsi="Times New Roman" w:cs="Times New Roman"/>
-          <w:lang w:eastAsia="ru-RU"/>
-        </w:rPr>
-      </w:pPr>
-      <w:r>
-        <w:rPr>
-          <w:rFonts w:ascii="Times New Roman" w:eastAsia="Times New Roman" w:hAnsi="Times New Roman" w:cs="Times New Roman"/>
-          <w:noProof/>
-          <w:lang w:eastAsia="ru-RU"/>
-        </w:rPr>
-        <w:pict w14:anchorId="1D9403AA">
-          <v:rect id="_x0000_i1038" style="width:0;height:1.5pt" o:hralign="center" o:hrstd="t" o:hr="t" fillcolor="#a0a0a0" stroked="f"/>
-        </w:pict>
-      </w:r>
-    </w:p>
-    <w:p>
-      <w:pPr>
-        <w:spacing w:before="100" w:beforeAutospacing="1" w:after="100" w:afterAutospacing="1"/>
-        <w:outlineLvl w:val="0"/>
-        <w:rPr>
-          <w:rFonts w:ascii="Times New Roman" w:eastAsia="Times New Roman" w:hAnsi="Times New Roman" w:cs="Times New Roman"/>
-          <w:b/>
-          <w:bCs/>
-          <w:kern w:val="36"/>
-          <w:sz w:val="48"/>
-          <w:szCs w:val="48"/>
-          <w:lang w:eastAsia="ru-RU"/>
-        </w:rPr>
-      </w:pPr>
-      <w:r>
-        <w:rPr>
-          <w:rFonts w:ascii="Times New Roman" w:eastAsia="Times New Roman" w:hAnsi="Times New Roman" w:cs="Times New Roman"/>
-          <w:b/>
-          <w:bCs/>
-          <w:kern w:val="36"/>
-          <w:sz w:val="48"/>
-          <w:szCs w:val="48"/>
-          <w:lang w:eastAsia="ru-RU"/>
-        </w:rPr>
-        <w:t>11. Этап 6. Отображение объектов</w:t>
-      </w:r>
-    </w:p>
-    <w:p>
-      <w:pPr>
-        <w:spacing w:before="100" w:beforeAutospacing="1" w:after="100" w:afterAutospacing="1"/>
-        <w:rPr>
-          <w:rFonts w:ascii="Times New Roman" w:eastAsia="Times New Roman" w:hAnsi="Times New Roman" w:cs="Times New Roman"/>
-          <w:lang w:eastAsia="ru-RU"/>
-        </w:rPr>
-      </w:pPr>
-      <w:r>
-        <w:rPr>
-          <w:rFonts w:ascii="Times New Roman" w:eastAsia="Times New Roman" w:hAnsi="Times New Roman" w:cs="Times New Roman"/>
-          <w:lang w:eastAsia="ru-RU"/>
-        </w:rPr>
-        <w:t xml:space="preserve">Создана функция обновления списка объектов </w:t>
-      </w:r>
-      <w:r>
-        <w:rPr>
-          <w:rFonts w:ascii="Courier New" w:eastAsia="Times New Roman" w:hAnsi="Courier New" w:cs="Courier New"/>
-          <w:sz w:val="20"/>
-          <w:szCs w:val="20"/>
-          <w:lang w:eastAsia="ru-RU"/>
-        </w:rPr>
-        <w:t xml:space="preserve">UpdateList()</w:t>
-      </w:r>
-      <w:r>
-        <w:rPr>
-          <w:rFonts w:ascii="Times New Roman" w:eastAsia="Times New Roman" w:hAnsi="Times New Roman" w:cs="Times New Roman"/>
-          <w:lang w:eastAsia="ru-RU"/>
-        </w:rPr>
-        <w:t xml:space="preserve">.</w:t>
-      </w:r>
-    </w:p>
-    <w:p>
-      <w:pPr>
-        <w:spacing w:before="100" w:beforeAutospacing="1" w:after="100" w:afterAutospacing="1"/>
-        <w:rPr>
-          <w:rFonts w:ascii="Times New Roman" w:eastAsia="Times New Roman" w:hAnsi="Times New Roman" w:cs="Times New Roman"/>
-          <w:lang w:eastAsia="ru-RU"/>
-        </w:rPr>
-      </w:pPr>
-      <w:r>
-        <w:rPr>
-          <w:rFonts w:ascii="Times New Roman" w:eastAsia="Times New Roman" w:hAnsi="Times New Roman" w:cs="Times New Roman"/>
-          <w:lang w:eastAsia="ru-RU"/>
-        </w:rPr>
-        <w:t xml:space="preserve">После добавления или удаления объекта список отображается заново:</w:t>
+        <w:t xml:space="preserve">    txtPrice.Clear();</w:t>
       </w:r>
     </w:p>
     <w:p>
@@ -5589,7 +5496,100 @@
           <w:szCs w:val="20"/>
           <w:lang w:eastAsia="ru-RU"/>
         </w:rPr>
-        <w:t xml:space="preserve">СПИСОК АВТОМОБИЛЕЙ</w:t>
+        <w:t xml:space="preserve">}</w:t>
+      </w:r>
+    </w:p>
+    <w:p>
+      <w:pPr>
+        <w:rPr>
+          <w:rFonts w:ascii="Times New Roman" w:eastAsia="Times New Roman" w:hAnsi="Times New Roman" w:cs="Times New Roman"/>
+          <w:lang w:eastAsia="ru-RU"/>
+        </w:rPr>
+      </w:pPr>
+      <w:r>
+        <w:rPr>
+          <w:rFonts w:ascii="Times New Roman" w:eastAsia="Times New Roman" w:hAnsi="Times New Roman" w:cs="Times New Roman"/>
+          <w:noProof/>
+          <w:lang w:eastAsia="ru-RU"/>
+        </w:rPr>
+        <w:pict w14:anchorId="1D9403AA">
+          <v:rect id="_x0000_i1038" style="width:0;height:1.5pt" o:hralign="center" o:hrstd="t" o:hr="t" fillcolor="#a0a0a0" stroked="f"/>
+        </w:pict>
+      </w:r>
+    </w:p>
+    <w:p>
+      <w:pPr>
+        <w:spacing w:before="100" w:beforeAutospacing="1" w:after="100" w:afterAutospacing="1"/>
+        <w:outlineLvl w:val="0"/>
+        <w:rPr>
+          <w:rFonts w:ascii="Times New Roman" w:eastAsia="Times New Roman" w:hAnsi="Times New Roman" w:cs="Times New Roman"/>
+          <w:b/>
+          <w:bCs/>
+          <w:kern w:val="36"/>
+          <w:sz w:val="48"/>
+          <w:szCs w:val="48"/>
+          <w:lang w:eastAsia="ru-RU"/>
+        </w:rPr>
+      </w:pPr>
+      <w:r>
+        <w:rPr>
+          <w:rFonts w:ascii="Times New Roman" w:eastAsia="Times New Roman" w:hAnsi="Times New Roman" w:cs="Times New Roman"/>
+          <w:b/>
+          <w:bCs/>
+          <w:kern w:val="36"/>
+          <w:sz w:val="48"/>
+          <w:szCs w:val="48"/>
+          <w:lang w:eastAsia="ru-RU"/>
+        </w:rPr>
+        <w:t>11. Этап 6. Отображение объектов</w:t>
+      </w:r>
+    </w:p>
+    <w:p>
+      <w:pPr>
+        <w:spacing w:before="100" w:beforeAutospacing="1" w:after="100" w:afterAutospacing="1"/>
+        <w:rPr>
+          <w:rFonts w:ascii="Times New Roman" w:eastAsia="Times New Roman" w:hAnsi="Times New Roman" w:cs="Times New Roman"/>
+          <w:lang w:eastAsia="ru-RU"/>
+        </w:rPr>
+      </w:pPr>
+      <w:r>
+        <w:rPr>
+          <w:rFonts w:ascii="Times New Roman" w:eastAsia="Times New Roman" w:hAnsi="Times New Roman" w:cs="Times New Roman"/>
+          <w:lang w:eastAsia="ru-RU"/>
+        </w:rPr>
+        <w:t xml:space="preserve">Создана функция обновления списка объектов </w:t>
+      </w:r>
+      <w:r>
+        <w:rPr>
+          <w:rFonts w:ascii="Courier New" w:eastAsia="Times New Roman" w:hAnsi="Courier New" w:cs="Courier New"/>
+          <w:sz w:val="20"/>
+          <w:szCs w:val="20"/>
+          <w:lang w:eastAsia="ru-RU"/>
+        </w:rPr>
+        <w:t xml:space="preserve">UpdateList()</w:t>
+      </w:r>
+      <w:r>
+        <w:rPr>
+          <w:rFonts w:ascii="Times New Roman" w:eastAsia="Times New Roman" w:hAnsi="Times New Roman" w:cs="Times New Roman"/>
+          <w:lang w:eastAsia="ru-RU"/>
+        </w:rPr>
+        <w:t xml:space="preserve">.</w:t>
+      </w:r>
+    </w:p>
+    <w:p>
+      <w:pPr>
+        <w:spacing w:before="100" w:beforeAutospacing="1" w:after="100" w:afterAutospacing="1"/>
+        <w:rPr>
+          <w:rFonts w:ascii="Times New Roman" w:eastAsia="Times New Roman" w:hAnsi="Times New Roman" w:cs="Times New Roman"/>
+          <w:lang w:eastAsia="ru-RU"/>
+        </w:rPr>
+      </w:pPr>
+      <w:r>
+        <w:rPr>
+          <w:rFonts w:ascii="Times New Roman" w:eastAsia="Times New Roman" w:hAnsi="Times New Roman" w:cs="Times New Roman"/>
+          <w:lang w:eastAsia="ru-RU"/>
+        </w:rPr>
+        <w:t xml:space="preserve">После добавления или удаления объекта список отображается заново:</w:t>
       </w:r>
     </w:p>
     <w:p>
@@ -5619,6 +5619,15 @@
           <w:lang w:eastAsia="ru-RU"/>
         </w:rPr>
       </w:pPr>
+      <w:r>
+        <w:rPr>
+          <w:rFonts w:ascii="Courier New" w:eastAsia="Times New Roman" w:hAnsi="Courier New" w:cs="Courier New"/>
+          <w:sz w:val="20"/>
+          <w:szCs w:val="20"/>
+          <w:lang w:eastAsia="ru-RU"/>
+        </w:rPr>
+        <w:t xml:space="preserve">СПИСОК АВТОМОБИЛЕЙ</w:t>
+      </w:r>
     </w:p>
     <w:p>
       <w:pPr>
@@ -5647,15 +5656,6 @@
           <w:lang w:eastAsia="ru-RU"/>
         </w:rPr>
       </w:pPr>
-      <w:r>
-        <w:rPr>
-          <w:rFonts w:ascii="Courier New" w:eastAsia="Times New Roman" w:hAnsi="Courier New" w:cs="Courier New"/>
-          <w:sz w:val="20"/>
-          <w:szCs w:val="20"/>
-          <w:lang w:eastAsia="ru-RU"/>
-        </w:rPr>
-        <w:t xml:space="preserve">Toyota Camry — 3500 руб.</w:t>
-      </w:r>
     </w:p>
     <w:p>
       <w:pPr>
@@ -5691,7 +5691,7 @@
           <w:szCs w:val="20"/>
           <w:lang w:eastAsia="ru-RU"/>
         </w:rPr>
-        <w:t xml:space="preserve">Kia Rio — 2200 руб.</w:t>
+        <w:t xml:space="preserve">Toyota Camry — 3500 руб.</w:t>
       </w:r>
     </w:p>
     <w:p>
@@ -5728,23 +5728,7 @@
           <w:szCs w:val="20"/>
           <w:lang w:eastAsia="ru-RU"/>
         </w:rPr>
-        <w:t xml:space="preserve">BMW X5 — 7000 руб.</w:t>
-      </w:r>
-    </w:p>
-    <w:p>
-      <w:pPr>
-        <w:spacing w:before="100" w:beforeAutospacing="1" w:after="100" w:afterAutospacing="1"/>
-        <w:rPr>
-          <w:rFonts w:ascii="Times New Roman" w:eastAsia="Times New Roman" w:hAnsi="Times New Roman" w:cs="Times New Roman"/>
-          <w:lang w:eastAsia="ru-RU"/>
-        </w:rPr>
-      </w:pPr>
-      <w:r>
-        <w:rPr>
-          <w:rFonts w:ascii="Times New Roman" w:eastAsia="Times New Roman" w:hAnsi="Times New Roman" w:cs="Times New Roman"/>
-          <w:lang w:eastAsia="ru-RU"/>
-        </w:rPr>
-        <w:t xml:space="preserve">Код функции обновления списка:</w:t>
+        <w:t xml:space="preserve">Kia Rio — 2200 руб.</w:t>
       </w:r>
     </w:p>
     <w:p>
@@ -5781,7 +5765,23 @@
           <w:szCs w:val="20"/>
           <w:lang w:eastAsia="ru-RU"/>
         </w:rPr>
-        <w:t xml:space="preserve">private void UpdateList()</w:t>
+        <w:t xml:space="preserve">BMW X5 — 7000 руб.</w:t>
+      </w:r>
+    </w:p>
+    <w:p>
+      <w:pPr>
+        <w:spacing w:before="100" w:beforeAutospacing="1" w:after="100" w:afterAutospacing="1"/>
+        <w:rPr>
+          <w:rFonts w:ascii="Times New Roman" w:eastAsia="Times New Roman" w:hAnsi="Times New Roman" w:cs="Times New Roman"/>
+          <w:lang w:eastAsia="ru-RU"/>
+        </w:rPr>
+      </w:pPr>
+      <w:r>
+        <w:rPr>
+          <w:rFonts w:ascii="Times New Roman" w:eastAsia="Times New Roman" w:hAnsi="Times New Roman" w:cs="Times New Roman"/>
+          <w:lang w:eastAsia="ru-RU"/>
+        </w:rPr>
+        <w:t xml:space="preserve">Код функции обновления списка:</w:t>
       </w:r>
     </w:p>
     <w:p>
@@ -5818,7 +5818,7 @@
           <w:szCs w:val="20"/>
           <w:lang w:eastAsia="ru-RU"/>
         </w:rPr>
-        <w:t xml:space="preserve">{</w:t>
+        <w:t xml:space="preserve">private void UpdateList()</w:t>
       </w:r>
     </w:p>
     <w:p>
@@ -5855,7 +5855,7 @@
           <w:szCs w:val="20"/>
           <w:lang w:eastAsia="ru-RU"/>
         </w:rPr>
-        <w:t xml:space="preserve">    lstCars.Items.Clear();</w:t>
+        <w:t xml:space="preserve">{</w:t>
       </w:r>
     </w:p>
     <w:p>
@@ -5892,7 +5892,7 @@
           <w:szCs w:val="20"/>
           <w:lang w:eastAsia="ru-RU"/>
         </w:rPr>
-        <w:t xml:space="preserve">    foreach (Car car in cars)</w:t>
+        <w:t xml:space="preserve">    lstCars.Items.Clear();</w:t>
       </w:r>
     </w:p>
     <w:p>
@@ -5929,7 +5929,7 @@
           <w:szCs w:val="20"/>
           <w:lang w:eastAsia="ru-RU"/>
         </w:rPr>
-        <w:t xml:space="preserve">    {</w:t>
+        <w:t xml:space="preserve">    foreach (Car car in cars)</w:t>
       </w:r>
     </w:p>
     <w:p>
@@ -5966,7 +5966,81 @@
           <w:szCs w:val="20"/>
           <w:lang w:eastAsia="ru-RU"/>
         </w:rPr>
-        <w:t xml:space="preserve">        lstCars.Items.Add($"{car.Brand} {car.Model} — {car.Price} руб.");</w:t>
+        <w:t xml:space="preserve">    {</w:t>
+      </w:r>
+    </w:p>
+    <w:p>
+      <w:pPr>
+        <w:tabs>
+          <w:tab w:val="left" w:pos="916"/>
+          <w:tab w:val="left" w:pos="1832"/>
+          <w:tab w:val="left" w:pos="2748"/>
+          <w:tab w:val="left" w:pos="3664"/>
+          <w:tab w:val="left" w:pos="4580"/>
+          <w:tab w:val="left" w:pos="5496"/>
+          <w:tab w:val="left" w:pos="6412"/>
+          <w:tab w:val="left" w:pos="7328"/>
+          <w:tab w:val="left" w:pos="8244"/>
+          <w:tab w:val="left" w:pos="9160"/>
+          <w:tab w:val="left" w:pos="10076"/>
+          <w:tab w:val="left" w:pos="10992"/>
+          <w:tab w:val="left" w:pos="11908"/>
+          <w:tab w:val="left" w:pos="12824"/>
+          <w:tab w:val="left" w:pos="13740"/>
+          <w:tab w:val="left" w:pos="14656"/>
+        </w:tabs>
+        <w:rPr>
+          <w:rFonts w:ascii="Courier New" w:eastAsia="Times New Roman" w:hAnsi="Courier New" w:cs="Courier New"/>
+          <w:sz w:val="20"/>
+          <w:szCs w:val="20"/>
+          <w:lang w:eastAsia="ru-RU"/>
+        </w:rPr>
+      </w:pPr>
+      <w:r>
+        <w:rPr>
+          <w:rFonts w:ascii="Courier New" w:eastAsia="Times New Roman" w:hAnsi="Courier New" w:cs="Courier New"/>
+          <w:sz w:val="20"/>
+          <w:szCs w:val="20"/>
+          <w:lang w:eastAsia="ru-RU"/>
+        </w:rPr>
+        <w:t xml:space="preserve">        string text = car.Brand + " " + car.Model;</w:t>
+      </w:r>
+    </w:p>
+    <w:p>
+      <w:pPr>
+        <w:tabs>
+          <w:tab w:val="left" w:pos="916"/>
+          <w:tab w:val="left" w:pos="1832"/>
+          <w:tab w:val="left" w:pos="2748"/>
+          <w:tab w:val="left" w:pos="3664"/>
+          <w:tab w:val="left" w:pos="4580"/>
+          <w:tab w:val="left" w:pos="5496"/>
+          <w:tab w:val="left" w:pos="6412"/>
+          <w:tab w:val="left" w:pos="7328"/>
+          <w:tab w:val="left" w:pos="8244"/>
+          <w:tab w:val="left" w:pos="9160"/>
+          <w:tab w:val="left" w:pos="10076"/>
+          <w:tab w:val="left" w:pos="10992"/>
+          <w:tab w:val="left" w:pos="11908"/>
+          <w:tab w:val="left" w:pos="12824"/>
+          <w:tab w:val="left" w:pos="13740"/>
+          <w:tab w:val="left" w:pos="14656"/>
+        </w:tabs>
+        <w:rPr>
+          <w:rFonts w:ascii="Courier New" w:eastAsia="Times New Roman" w:hAnsi="Courier New" w:cs="Courier New"/>
+          <w:sz w:val="20"/>
+          <w:szCs w:val="20"/>
+          <w:lang w:eastAsia="ru-RU"/>
+        </w:rPr>
+      </w:pPr>
+      <w:r>
+        <w:rPr>
+          <w:rFonts w:ascii="Courier New" w:eastAsia="Times New Roman" w:hAnsi="Courier New" w:cs="Courier New"/>
+          <w:sz w:val="20"/>
+          <w:szCs w:val="20"/>
+          <w:lang w:eastAsia="ru-RU"/>
+        </w:rPr>
+        <w:t xml:space="preserve">        lstCars.Items.Add(text + " — " + car.Price + " руб.");</w:t>
       </w:r>
     </w:p>
     <w:p>
@@ -11427,7 +11501,7 @@
           <w:rFonts w:ascii="Times New Roman" w:eastAsia="Times New Roman" w:hAnsi="Times New Roman" w:cs="Times New Roman"/>
           <w:lang w:eastAsia="ru-RU"/>
         </w:rPr>
-        <w:t xml:space="preserve"> — выполнено: шаблон Windows Forms App;</w:t>
+        <w:t xml:space="preserve"> — выполнено: шаблон Windows Forms App (.NET Framework);</w:t>
       </w:r>
     </w:p>
     <w:p>
@@ -12110,6 +12184,22 @@
           <w:rFonts w:ascii="Times New Roman" w:eastAsia="Times New Roman" w:hAnsi="Times New Roman" w:cs="Times New Roman"/>
           <w:lang w:eastAsia="ru-RU"/>
         </w:rPr>
+        <w:t xml:space="preserve">, </w:t>
+      </w:r>
+      <w:r>
+        <w:rPr>
+          <w:rFonts w:ascii="Courier New" w:eastAsia="Times New Roman" w:hAnsi="Courier New" w:cs="Courier New"/>
+          <w:sz w:val="20"/>
+          <w:szCs w:val="20"/>
+          <w:lang w:eastAsia="ru-RU"/>
+        </w:rPr>
+        <w:t xml:space="preserve">Form1.resx</w:t>
+      </w:r>
+      <w:r>
+        <w:rPr>
+          <w:rFonts w:ascii="Times New Roman" w:eastAsia="Times New Roman" w:hAnsi="Times New Roman" w:cs="Times New Roman"/>
+          <w:lang w:eastAsia="ru-RU"/>
+        </w:rPr>
         <w:t xml:space="preserve">;</w:t>
       </w:r>
     </w:p>
@@ -12239,7 +12329,39 @@
           <w:rFonts w:ascii="Times New Roman" w:eastAsia="Times New Roman" w:hAnsi="Times New Roman" w:cs="Times New Roman"/>
           <w:lang w:eastAsia="ru-RU"/>
         </w:rPr>
-        <w:t xml:space="preserve"> — файл проекта </w:t>
+        <w:t xml:space="preserve"> — </w:t>
+      </w:r>
+      <w:r>
+        <w:rPr>
+          <w:rFonts w:ascii="Courier New" w:eastAsia="Times New Roman" w:hAnsi="Courier New" w:cs="Courier New"/>
+          <w:sz w:val="20"/>
+          <w:szCs w:val="20"/>
+          <w:lang w:eastAsia="ru-RU"/>
+        </w:rPr>
+        <w:t xml:space="preserve">App.config</w:t>
+      </w:r>
+      <w:r>
+        <w:rPr>
+          <w:rFonts w:ascii="Times New Roman" w:eastAsia="Times New Roman" w:hAnsi="Times New Roman" w:cs="Times New Roman"/>
+          <w:lang w:eastAsia="ru-RU"/>
+        </w:rPr>
+        <w:t xml:space="preserve">, </w:t>
+      </w:r>
+      <w:r>
+        <w:rPr>
+          <w:rFonts w:ascii="Courier New" w:eastAsia="Times New Roman" w:hAnsi="Courier New" w:cs="Courier New"/>
+          <w:sz w:val="20"/>
+          <w:szCs w:val="20"/>
+          <w:lang w:eastAsia="ru-RU"/>
+        </w:rPr>
+        <w:t xml:space="preserve">Properties\AssemblyInfo.cs</w:t>
+      </w:r>
+      <w:r>
+        <w:rPr>
+          <w:rFonts w:ascii="Times New Roman" w:eastAsia="Times New Roman" w:hAnsi="Times New Roman" w:cs="Times New Roman"/>
+          <w:lang w:eastAsia="ru-RU"/>
+        </w:rPr>
+        <w:t xml:space="preserve">, файл проекта </w:t>
       </w:r>
       <w:r>
         <w:rPr>
